--- a/modelos/modelo_contrato.docx
+++ b/modelos/modelo_contrato.docx
@@ -1713,115 +1713,7 @@
           <w:sz w:val="20"/>
           <w:szCs w:val="20"/>
         </w:rPr>
-        <w:t xml:space="preserve">16.1. </w:t>
-      </w:r>
-      <w:proofErr w:type="gramStart"/>
-      <w:r>
-        <w:rPr>
-          <w:color w:val="000000"/>
-          <w:sz w:val="20"/>
-          <w:szCs w:val="20"/>
-        </w:rPr>
-        <w:t>Comete  infração</w:t>
-      </w:r>
-      <w:proofErr w:type="gramEnd"/>
-      <w:r>
-        <w:rPr>
-          <w:color w:val="000000"/>
-          <w:sz w:val="20"/>
-          <w:szCs w:val="20"/>
-        </w:rPr>
-        <w:t xml:space="preserve">  </w:t>
-      </w:r>
-      <w:proofErr w:type="gramStart"/>
-      <w:r>
-        <w:rPr>
-          <w:color w:val="000000"/>
-          <w:sz w:val="20"/>
-          <w:szCs w:val="20"/>
-        </w:rPr>
-        <w:t>administrativa,  nos</w:t>
-      </w:r>
-      <w:proofErr w:type="gramEnd"/>
-      <w:r>
-        <w:rPr>
-          <w:color w:val="000000"/>
-          <w:sz w:val="20"/>
-          <w:szCs w:val="20"/>
-        </w:rPr>
-        <w:t xml:space="preserve">  </w:t>
-      </w:r>
-      <w:proofErr w:type="gramStart"/>
-      <w:r>
-        <w:rPr>
-          <w:color w:val="000000"/>
-          <w:sz w:val="20"/>
-          <w:szCs w:val="20"/>
-        </w:rPr>
-        <w:t>termos  da</w:t>
-      </w:r>
-      <w:proofErr w:type="gramEnd"/>
-      <w:r>
-        <w:rPr>
-          <w:color w:val="000000"/>
-          <w:sz w:val="20"/>
-          <w:szCs w:val="20"/>
-        </w:rPr>
-        <w:t xml:space="preserve">  </w:t>
-      </w:r>
-      <w:proofErr w:type="gramStart"/>
-      <w:r>
-        <w:rPr>
-          <w:color w:val="000000"/>
-          <w:sz w:val="20"/>
-          <w:szCs w:val="20"/>
-        </w:rPr>
-        <w:t>Lei  nº</w:t>
-      </w:r>
-      <w:proofErr w:type="gramEnd"/>
-      <w:r>
-        <w:rPr>
-          <w:color w:val="000000"/>
-          <w:sz w:val="20"/>
-          <w:szCs w:val="20"/>
-        </w:rPr>
-        <w:t xml:space="preserve">  14.133/</w:t>
-      </w:r>
-      <w:proofErr w:type="gramStart"/>
-      <w:r>
-        <w:rPr>
-          <w:color w:val="000000"/>
-          <w:sz w:val="20"/>
-          <w:szCs w:val="20"/>
-        </w:rPr>
-        <w:t>2021  (</w:t>
-      </w:r>
-      <w:proofErr w:type="gramEnd"/>
-      <w:r>
-        <w:rPr>
-          <w:color w:val="000000"/>
-          <w:sz w:val="20"/>
-          <w:szCs w:val="20"/>
-        </w:rPr>
-        <w:t xml:space="preserve">art.  155)  </w:t>
-      </w:r>
-      <w:proofErr w:type="gramStart"/>
-      <w:r>
-        <w:rPr>
-          <w:color w:val="000000"/>
-          <w:sz w:val="20"/>
-          <w:szCs w:val="20"/>
-        </w:rPr>
-        <w:t>e  do</w:t>
-      </w:r>
-      <w:proofErr w:type="gramEnd"/>
-      <w:r>
-        <w:rPr>
-          <w:color w:val="000000"/>
-          <w:sz w:val="20"/>
-          <w:szCs w:val="20"/>
-        </w:rPr>
-        <w:t xml:space="preserve">  Decreto Estadual nº 1.525/2022 (art. 370 e 371), o contratado que:</w:t>
+        <w:t xml:space="preserve">{#sancoes_padrao}</w:t>
       </w:r>
     </w:p>
     <w:p>
@@ -1829,37 +1721,127 @@
         <w:ind w:left="2268"/>
         <w:jc w:val="both"/>
         <w:rPr>
+          <w:color w:val="000000"/>
+          <w:sz w:val="20"/>
+          <w:szCs w:val="20"/>
+        </w:rPr>
+      </w:pPr>
+      <w:r>
+        <w:rPr>
           <w:b/>
           <w:color w:val="000000"/>
           <w:sz w:val="20"/>
           <w:szCs w:val="20"/>
         </w:rPr>
-      </w:pPr>
-      <w:r>
-        <w:rPr>
-          <w:b/>
-          <w:color w:val="000000"/>
-          <w:sz w:val="20"/>
-          <w:szCs w:val="20"/>
-        </w:rPr>
-        <w:t xml:space="preserve">16.1.1. </w:t>
-      </w:r>
-      <w:r>
-        <w:rPr>
-          <w:color w:val="000000"/>
-          <w:sz w:val="20"/>
-          <w:szCs w:val="20"/>
-        </w:rPr>
-        <w:t>Dar causa à inexecução parcial do contrato.</w:t>
-      </w:r>
-      <w:r>
-        <w:rPr>
-          <w:b/>
-          <w:color w:val="000000"/>
-          <w:sz w:val="20"/>
-          <w:szCs w:val="20"/>
-        </w:rPr>
-        <w:t xml:space="preserve"> </w:t>
+        <w:t xml:space="preserve">16.1. </w:t>
+      </w:r>
+      <w:proofErr w:type="gramStart"/>
+      <w:r>
+        <w:rPr>
+          <w:color w:val="000000"/>
+          <w:sz w:val="20"/>
+          <w:szCs w:val="20"/>
+        </w:rPr>
+        <w:t>Comete  infração</w:t>
+      </w:r>
+      <w:proofErr w:type="gramEnd"/>
+      <w:r>
+        <w:rPr>
+          <w:color w:val="000000"/>
+          <w:sz w:val="20"/>
+          <w:szCs w:val="20"/>
+        </w:rPr>
+        <w:t xml:space="preserve">  </w:t>
+      </w:r>
+      <w:proofErr w:type="gramStart"/>
+      <w:r>
+        <w:rPr>
+          <w:color w:val="000000"/>
+          <w:sz w:val="20"/>
+          <w:szCs w:val="20"/>
+        </w:rPr>
+        <w:t>administrativa,  nos</w:t>
+      </w:r>
+      <w:proofErr w:type="gramEnd"/>
+      <w:r>
+        <w:rPr>
+          <w:color w:val="000000"/>
+          <w:sz w:val="20"/>
+          <w:szCs w:val="20"/>
+        </w:rPr>
+        <w:t xml:space="preserve">  </w:t>
+      </w:r>
+      <w:proofErr w:type="gramStart"/>
+      <w:r>
+        <w:rPr>
+          <w:color w:val="000000"/>
+          <w:sz w:val="20"/>
+          <w:szCs w:val="20"/>
+        </w:rPr>
+        <w:t>termos  da</w:t>
+      </w:r>
+      <w:proofErr w:type="gramEnd"/>
+      <w:r>
+        <w:rPr>
+          <w:color w:val="000000"/>
+          <w:sz w:val="20"/>
+          <w:szCs w:val="20"/>
+        </w:rPr>
+        <w:t xml:space="preserve">  </w:t>
+      </w:r>
+      <w:proofErr w:type="gramStart"/>
+      <w:r>
+        <w:rPr>
+          <w:color w:val="000000"/>
+          <w:sz w:val="20"/>
+          <w:szCs w:val="20"/>
+        </w:rPr>
+        <w:t>Lei  nº</w:t>
+      </w:r>
+      <w:proofErr w:type="gramEnd"/>
+      <w:r>
+        <w:rPr>
+          <w:color w:val="000000"/>
+          <w:sz w:val="20"/>
+          <w:szCs w:val="20"/>
+        </w:rPr>
+        <w:t xml:space="preserve">  14.133/</w:t>
+      </w:r>
+      <w:proofErr w:type="gramStart"/>
+      <w:r>
+        <w:rPr>
+          <w:color w:val="000000"/>
+          <w:sz w:val="20"/>
+          <w:szCs w:val="20"/>
+        </w:rPr>
+        <w:t>2021  (</w:t>
+      </w:r>
+      <w:proofErr w:type="gramEnd"/>
+      <w:r>
+        <w:rPr>
+          <w:color w:val="000000"/>
+          <w:sz w:val="20"/>
+          <w:szCs w:val="20"/>
+        </w:rPr>
+        <w:t xml:space="preserve">art.  155)  </w:t>
+      </w:r>
+      <w:proofErr w:type="gramStart"/>
+      <w:r>
+        <w:rPr>
+          <w:color w:val="000000"/>
+          <w:sz w:val="20"/>
+          <w:szCs w:val="20"/>
+        </w:rPr>
+        <w:t>e  do</w:t>
+      </w:r>
+      <w:proofErr w:type="gramEnd"/>
+      <w:r>
+        <w:rPr>
+          <w:color w:val="000000"/>
+          <w:sz w:val="20"/>
+          <w:szCs w:val="20"/>
+        </w:rPr>
+        <w:t xml:space="preserve">  Decreto Estadual nº 1.525/2022 (art. 370 e 371), o contratado que:</w:t>
       </w:r>
     </w:p>
     <w:p>
@@ -1880,133 +1862,24 @@
           <w:sz w:val="20"/>
           <w:szCs w:val="20"/>
         </w:rPr>
-        <w:t xml:space="preserve">16.1.2. </w:t>
-      </w:r>
-      <w:proofErr w:type="gramStart"/>
-      <w:r>
-        <w:rPr>
-          <w:color w:val="000000"/>
-          <w:sz w:val="20"/>
-          <w:szCs w:val="20"/>
-        </w:rPr>
-        <w:t>Dar  causa</w:t>
-      </w:r>
-      <w:proofErr w:type="gramEnd"/>
-      <w:r>
-        <w:rPr>
-          <w:color w:val="000000"/>
-          <w:sz w:val="20"/>
-          <w:szCs w:val="20"/>
-        </w:rPr>
-        <w:t xml:space="preserve">  </w:t>
-      </w:r>
-      <w:proofErr w:type="gramStart"/>
-      <w:r>
-        <w:rPr>
-          <w:color w:val="000000"/>
-          <w:sz w:val="20"/>
-          <w:szCs w:val="20"/>
-        </w:rPr>
-        <w:t>à  inexecução</w:t>
-      </w:r>
-      <w:proofErr w:type="gramEnd"/>
-      <w:r>
-        <w:rPr>
-          <w:color w:val="000000"/>
-          <w:sz w:val="20"/>
-          <w:szCs w:val="20"/>
-        </w:rPr>
-        <w:t xml:space="preserve">  </w:t>
-      </w:r>
-      <w:proofErr w:type="gramStart"/>
-      <w:r>
-        <w:rPr>
-          <w:color w:val="000000"/>
-          <w:sz w:val="20"/>
-          <w:szCs w:val="20"/>
-        </w:rPr>
-        <w:t>parcial  do</w:t>
-      </w:r>
-      <w:proofErr w:type="gramEnd"/>
-      <w:r>
-        <w:rPr>
-          <w:color w:val="000000"/>
-          <w:sz w:val="20"/>
-          <w:szCs w:val="20"/>
-        </w:rPr>
-        <w:t xml:space="preserve">  </w:t>
-      </w:r>
-      <w:proofErr w:type="gramStart"/>
-      <w:r>
-        <w:rPr>
-          <w:color w:val="000000"/>
-          <w:sz w:val="20"/>
-          <w:szCs w:val="20"/>
-        </w:rPr>
-        <w:t>contrato  que</w:t>
-      </w:r>
-      <w:proofErr w:type="gramEnd"/>
-      <w:r>
-        <w:rPr>
-          <w:color w:val="000000"/>
-          <w:sz w:val="20"/>
-          <w:szCs w:val="20"/>
-        </w:rPr>
-        <w:t xml:space="preserve">  </w:t>
-      </w:r>
-      <w:proofErr w:type="gramStart"/>
-      <w:r>
-        <w:rPr>
-          <w:color w:val="000000"/>
-          <w:sz w:val="20"/>
-          <w:szCs w:val="20"/>
-        </w:rPr>
-        <w:t>cause  grave</w:t>
-      </w:r>
-      <w:proofErr w:type="gramEnd"/>
-      <w:r>
-        <w:rPr>
-          <w:color w:val="000000"/>
-          <w:sz w:val="20"/>
-          <w:szCs w:val="20"/>
-        </w:rPr>
-        <w:t xml:space="preserve">  </w:t>
-      </w:r>
-      <w:proofErr w:type="gramStart"/>
-      <w:r>
-        <w:rPr>
-          <w:color w:val="000000"/>
-          <w:sz w:val="20"/>
-          <w:szCs w:val="20"/>
-        </w:rPr>
-        <w:t>dano  à</w:t>
-      </w:r>
-      <w:proofErr w:type="gramEnd"/>
-      <w:r>
-        <w:rPr>
-          <w:color w:val="000000"/>
-          <w:sz w:val="20"/>
-          <w:szCs w:val="20"/>
-        </w:rPr>
-        <w:t xml:space="preserve">  </w:t>
-      </w:r>
-      <w:proofErr w:type="gramStart"/>
-      <w:r>
-        <w:rPr>
-          <w:color w:val="000000"/>
-          <w:sz w:val="20"/>
-          <w:szCs w:val="20"/>
-        </w:rPr>
-        <w:t>Administração,  ao</w:t>
-      </w:r>
-      <w:proofErr w:type="gramEnd"/>
-      <w:r>
-        <w:rPr>
-          <w:color w:val="000000"/>
-          <w:sz w:val="20"/>
-          <w:szCs w:val="20"/>
-        </w:rPr>
-        <w:t xml:space="preserve"> funcionamento dos serviços públicos ou ao interesse coletivo.</w:t>
+        <w:t xml:space="preserve">16.1.1. </w:t>
+      </w:r>
+      <w:r>
+        <w:rPr>
+          <w:color w:val="000000"/>
+          <w:sz w:val="20"/>
+          <w:szCs w:val="20"/>
+        </w:rPr>
+        <w:t>Dar causa à inexecução parcial do contrato.</w:t>
+      </w:r>
+      <w:r>
+        <w:rPr>
+          <w:b/>
+          <w:color w:val="000000"/>
+          <w:sz w:val="20"/>
+          <w:szCs w:val="20"/>
+        </w:rPr>
+        <w:t xml:space="preserve"> </w:t>
       </w:r>
     </w:p>
     <w:p>
@@ -2014,27 +1887,146 @@
         <w:ind w:left="2268"/>
         <w:jc w:val="both"/>
         <w:rPr>
-          <w:color w:val="000000"/>
-          <w:sz w:val="20"/>
-          <w:szCs w:val="20"/>
-        </w:rPr>
-      </w:pPr>
-      <w:r>
-        <w:rPr>
           <w:b/>
           <w:color w:val="000000"/>
           <w:sz w:val="20"/>
           <w:szCs w:val="20"/>
         </w:rPr>
-        <w:t>16.1.3</w:t>
-      </w:r>
-      <w:r>
-        <w:rPr>
-          <w:color w:val="000000"/>
-          <w:sz w:val="20"/>
-          <w:szCs w:val="20"/>
-        </w:rPr>
-        <w:t>. Dar causa à inexecução total do contrato.</w:t>
+      </w:pPr>
+      <w:r>
+        <w:rPr>
+          <w:b/>
+          <w:color w:val="000000"/>
+          <w:sz w:val="20"/>
+          <w:szCs w:val="20"/>
+        </w:rPr>
+        <w:t xml:space="preserve">16.1.2. </w:t>
+      </w:r>
+      <w:proofErr w:type="gramStart"/>
+      <w:r>
+        <w:rPr>
+          <w:color w:val="000000"/>
+          <w:sz w:val="20"/>
+          <w:szCs w:val="20"/>
+        </w:rPr>
+        <w:t>Dar  causa</w:t>
+      </w:r>
+      <w:proofErr w:type="gramEnd"/>
+      <w:r>
+        <w:rPr>
+          <w:color w:val="000000"/>
+          <w:sz w:val="20"/>
+          <w:szCs w:val="20"/>
+        </w:rPr>
+        <w:t xml:space="preserve">  </w:t>
+      </w:r>
+      <w:proofErr w:type="gramStart"/>
+      <w:r>
+        <w:rPr>
+          <w:color w:val="000000"/>
+          <w:sz w:val="20"/>
+          <w:szCs w:val="20"/>
+        </w:rPr>
+        <w:t>à  inexecução</w:t>
+      </w:r>
+      <w:proofErr w:type="gramEnd"/>
+      <w:r>
+        <w:rPr>
+          <w:color w:val="000000"/>
+          <w:sz w:val="20"/>
+          <w:szCs w:val="20"/>
+        </w:rPr>
+        <w:t xml:space="preserve">  </w:t>
+      </w:r>
+      <w:proofErr w:type="gramStart"/>
+      <w:r>
+        <w:rPr>
+          <w:color w:val="000000"/>
+          <w:sz w:val="20"/>
+          <w:szCs w:val="20"/>
+        </w:rPr>
+        <w:t>parcial  do</w:t>
+      </w:r>
+      <w:proofErr w:type="gramEnd"/>
+      <w:r>
+        <w:rPr>
+          <w:color w:val="000000"/>
+          <w:sz w:val="20"/>
+          <w:szCs w:val="20"/>
+        </w:rPr>
+        <w:t xml:space="preserve">  </w:t>
+      </w:r>
+      <w:proofErr w:type="gramStart"/>
+      <w:r>
+        <w:rPr>
+          <w:color w:val="000000"/>
+          <w:sz w:val="20"/>
+          <w:szCs w:val="20"/>
+        </w:rPr>
+        <w:t>contrato  que</w:t>
+      </w:r>
+      <w:proofErr w:type="gramEnd"/>
+      <w:r>
+        <w:rPr>
+          <w:color w:val="000000"/>
+          <w:sz w:val="20"/>
+          <w:szCs w:val="20"/>
+        </w:rPr>
+        <w:t xml:space="preserve">  </w:t>
+      </w:r>
+      <w:proofErr w:type="gramStart"/>
+      <w:r>
+        <w:rPr>
+          <w:color w:val="000000"/>
+          <w:sz w:val="20"/>
+          <w:szCs w:val="20"/>
+        </w:rPr>
+        <w:t>cause  grave</w:t>
+      </w:r>
+      <w:proofErr w:type="gramEnd"/>
+      <w:r>
+        <w:rPr>
+          <w:color w:val="000000"/>
+          <w:sz w:val="20"/>
+          <w:szCs w:val="20"/>
+        </w:rPr>
+        <w:t xml:space="preserve">  </w:t>
+      </w:r>
+      <w:proofErr w:type="gramStart"/>
+      <w:r>
+        <w:rPr>
+          <w:color w:val="000000"/>
+          <w:sz w:val="20"/>
+          <w:szCs w:val="20"/>
+        </w:rPr>
+        <w:t>dano  à</w:t>
+      </w:r>
+      <w:proofErr w:type="gramEnd"/>
+      <w:r>
+        <w:rPr>
+          <w:color w:val="000000"/>
+          <w:sz w:val="20"/>
+          <w:szCs w:val="20"/>
+        </w:rPr>
+        <w:t xml:space="preserve">  </w:t>
+      </w:r>
+      <w:proofErr w:type="gramStart"/>
+      <w:r>
+        <w:rPr>
+          <w:color w:val="000000"/>
+          <w:sz w:val="20"/>
+          <w:szCs w:val="20"/>
+        </w:rPr>
+        <w:t>Administração,  ao</w:t>
+      </w:r>
+      <w:proofErr w:type="gramEnd"/>
+      <w:r>
+        <w:rPr>
+          <w:color w:val="000000"/>
+          <w:sz w:val="20"/>
+          <w:szCs w:val="20"/>
+        </w:rPr>
+        <w:t xml:space="preserve"> funcionamento dos serviços públicos ou ao interesse coletivo.</w:t>
       </w:r>
     </w:p>
     <w:p>
@@ -2054,6 +2046,34 @@
           <w:sz w:val="20"/>
           <w:szCs w:val="20"/>
         </w:rPr>
+        <w:t>16.1.3</w:t>
+      </w:r>
+      <w:r>
+        <w:rPr>
+          <w:color w:val="000000"/>
+          <w:sz w:val="20"/>
+          <w:szCs w:val="20"/>
+        </w:rPr>
+        <w:t>. Dar causa à inexecução total do contrato.</w:t>
+      </w:r>
+    </w:p>
+    <w:p>
+      <w:pPr>
+        <w:ind w:left="2268"/>
+        <w:jc w:val="both"/>
+        <w:rPr>
+          <w:color w:val="000000"/>
+          <w:sz w:val="20"/>
+          <w:szCs w:val="20"/>
+        </w:rPr>
+      </w:pPr>
+      <w:r>
+        <w:rPr>
+          <w:b/>
+          <w:color w:val="000000"/>
+          <w:sz w:val="20"/>
+          <w:szCs w:val="20"/>
+        </w:rPr>
         <w:lastRenderedPageBreak/>
         <w:t>16.1.4</w:t>
       </w:r>
@@ -6613,6 +6633,85 @@
           <w:szCs w:val="20"/>
         </w:rPr>
         <w:t xml:space="preserve"> As sanções de impedimento de licitar e contratar e declaração de inidoneidade para licitar ou contratar são passíveis de reabilitação na forma do art. 163 da Lei nº 14.133/21.</w:t>
+      </w:r>
+    </w:p>
+    <w:p>
+      <w:pPr>
+        <w:ind w:left="2268"/>
+        <w:jc w:val="both"/>
+        <w:rPr>
+          <w:color w:val="000000"/>
+          <w:sz w:val="20"/>
+          <w:szCs w:val="20"/>
+        </w:rPr>
+      </w:pPr>
+      <w:r>
+        <w:rPr>
+          <w:b/>
+          <w:color w:val="000000"/>
+          <w:sz w:val="20"/>
+          <w:szCs w:val="20"/>
+        </w:rPr>
+        <w:t xml:space="preserve">{/sancoes_padrao}</w:t>
+      </w:r>
+    </w:p>
+    <w:p>
+      <w:pPr>
+        <w:ind w:left="2268"/>
+        <w:jc w:val="both"/>
+        <w:rPr>
+          <w:color w:val="000000"/>
+          <w:sz w:val="20"/>
+          <w:szCs w:val="20"/>
+        </w:rPr>
+      </w:pPr>
+      <w:r>
+        <w:rPr>
+          <w:b/>
+          <w:color w:val="000000"/>
+          <w:sz w:val="20"/>
+          <w:szCs w:val="20"/>
+        </w:rPr>
+        <w:t xml:space="preserve">{#sancoes_personalizadas}</w:t>
+      </w:r>
+    </w:p>
+    <w:p>
+      <w:pPr>
+        <w:ind w:left="2268"/>
+        <w:jc w:val="both"/>
+        <w:rPr>
+          <w:color w:val="000000"/>
+          <w:sz w:val="20"/>
+          <w:szCs w:val="20"/>
+        </w:rPr>
+      </w:pPr>
+      <w:r>
+        <w:rPr>
+          <w:color w:val="000000"/>
+          <w:sz w:val="20"/>
+          <w:szCs w:val="20"/>
+        </w:rPr>
+        <w:t xml:space="preserve">{texto}</w:t>
+      </w:r>
+    </w:p>
+    <w:p>
+      <w:pPr>
+        <w:ind w:left="2268"/>
+        <w:jc w:val="both"/>
+        <w:rPr>
+          <w:color w:val="000000"/>
+          <w:sz w:val="20"/>
+          <w:szCs w:val="20"/>
+        </w:rPr>
+      </w:pPr>
+      <w:r>
+        <w:rPr>
+          <w:b/>
+          <w:color w:val="000000"/>
+          <w:sz w:val="20"/>
+          <w:szCs w:val="20"/>
+        </w:rPr>
+        <w:t xml:space="preserve">{/sancoes_personalizadas}</w:t>
       </w:r>
     </w:p>
     <w:p>
